--- a/QED Course/Lesson 05 Classical Mechanics and Lagrangians.docx
+++ b/QED Course/Lesson 05 Classical Mechanics and Lagrangians.docx
@@ -34,7 +34,7 @@
           <w:b/>
           <w:sz w:val="26"/>
         </w:rPr>
-        <w:t>The action, Hamilton's principle, Euler Lagrange equations, symmetries, and the classical charged particle</w:t>
+        <w:t>The action, Hamilton's principle, Euler–Lagrange equations, symmetries, and the classical charged particle</w:t>
       </w:r>
     </w:p>
     <w:p>
@@ -58,7 +58,7 @@
     </w:p>
     <w:p>
       <w:pPr>
-        <w:pStyle w:val="Heading1"/>
+        <w:pStyle w:val="Heading2"/>
       </w:pPr>
       <w:r>
         <w:t>How to use this lesson</w:t>
@@ -71,12 +71,12 @@
     </w:p>
     <w:p>
       <w:r>
-        <w:t>The lesson proceeds from Newton's law to the action principle, then applies the Euler Lagrange equations to a sequence of systems chosen for what they teach later. The charged particle in an electromagnetic field and the relativistic particle are not optional examples; they contain the classical version of the QED interaction. Expect eight to ten focused hours, with most of the time spent on the worked examples and on Exercises 7, 13, and 16.</w:t>
+        <w:t>The lesson proceeds from Newton's law to the action principle, then applies the Euler–Lagrange equations to a sequence of systems chosen for what they teach later. The charged particle in an electromagnetic field and the relativistic particle are not optional examples; they contain the classical version of the QED interaction. Expect eight to ten focused hours, with most of the time spent on the worked examples and on Exercises 7, 13, and 16.</w:t>
       </w:r>
     </w:p>
     <w:p>
       <w:pPr>
-        <w:pStyle w:val="Heading2"/>
+        <w:pStyle w:val="Heading3"/>
       </w:pPr>
       <w:r>
         <w:t>Learning objectives</w:t>
@@ -95,7 +95,7 @@
         <w:pStyle w:val="ListBullet"/>
       </w:pPr>
       <w:r>
-        <w:t>Derive the Euler Lagrange equations from Hamilton's principle for any number of coordinates.</w:t>
+        <w:t>Derive the Euler–Lagrange equations from Hamilton's principle for any number of coordinates.</w:t>
       </w:r>
     </w:p>
     <w:p>
@@ -148,7 +148,7 @@
     </w:p>
     <w:p>
       <w:pPr>
-        <w:pStyle w:val="Heading2"/>
+        <w:pStyle w:val="Heading3"/>
       </w:pPr>
       <w:r>
         <w:t>Notation and conventions</w:t>
@@ -548,7 +548,7 @@
     </w:tbl>
     <w:p>
       <w:pPr>
-        <w:pStyle w:val="Heading1"/>
+        <w:pStyle w:val="Heading2"/>
       </w:pPr>
       <w:r>
         <w:t>1 From forces to the action</w:t>
@@ -556,7 +556,7 @@
     </w:p>
     <w:p>
       <w:pPr>
-        <w:pStyle w:val="Heading2"/>
+        <w:pStyle w:val="Heading3"/>
       </w:pPr>
       <w:r>
         <w:t>1.1 Newton's law and its limits</w:t>
@@ -569,7 +569,7 @@
     </w:p>
     <w:p>
       <w:pPr>
-        <w:pStyle w:val="Heading2"/>
+        <w:pStyle w:val="Heading3"/>
       </w:pPr>
       <w:r>
         <w:t>1.2 Generalized coordinates</w:t>
@@ -582,7 +582,7 @@
     </w:p>
     <w:p>
       <w:pPr>
-        <w:pStyle w:val="Heading2"/>
+        <w:pStyle w:val="Heading3"/>
       </w:pPr>
       <w:r>
         <w:t>1.3 The Lagrangian and the action</w:t>
@@ -744,7 +744,7 @@
     </w:p>
     <w:p>
       <w:pPr>
-        <w:pStyle w:val="Heading1"/>
+        <w:pStyle w:val="Heading2"/>
       </w:pPr>
       <w:r>
         <w:t>2 Hamilton's principle</w:t>
@@ -752,7 +752,7 @@
     </w:p>
     <w:p>
       <w:pPr>
-        <w:pStyle w:val="Heading2"/>
+        <w:pStyle w:val="Heading3"/>
       </w:pPr>
       <w:r>
         <w:t>2.1 The statement</w:t>
@@ -873,10 +873,10 @@
     </w:p>
     <w:p>
       <w:pPr>
-        <w:pStyle w:val="Heading2"/>
+        <w:pStyle w:val="Heading3"/>
       </w:pPr>
       <w:r>
-        <w:t>2.2 The Euler Lagrange equations</w:t>
+        <w:t>2.2 The Euler–Lagrange equations</w:t>
       </w:r>
     </w:p>
     <w:p>
@@ -1147,7 +1147,21 @@
     </w:p>
     <w:p>
       <w:r>
-        <w:t>These are the Euler Lagrange equations. The quantity pᵢ = ∂L/∂q̇ᵢ is the canonical momentum conjugate to qᵢ, and the equations say that its rate of change equals the generalized force ∂L/∂qᵢ.</w:t>
+        <w:t>These are the Euler–Lagrange equations. The quantity pᵢ = ∂L/∂q̇ᵢ is the canonical momentum conjugate to qᵢ, and the equations say that its rate of change equals the generalized force ∂L/∂qᵢ.</w:t>
+      </w:r>
+    </w:p>
+    <w:p>
+      <w:r>
+        <w:rPr>
+          <w:b/>
+          <w:i/>
+        </w:rPr>
+        <w:t>Worked example 1</w:t>
+      </w:r>
+    </w:p>
+    <w:p>
+      <w:r>
+        <w:t>For a particle in one dimension with L = (1/2)m ẋ² − V(x), ∂L/∂ẋ = m ẋ and ∂L/∂x = −V′(x). The Euler–Lagrange equation is m ẍ = −V′(x), which is Newton's law with F = −dV/dx. The minus sign in L = T − V is what makes the force come out with the correct sign; L = T + V would give a particle accelerating up the potential.</w:t>
       </w:r>
     </w:p>
     <w:p>
@@ -1155,30 +1169,17 @@
         <w:pStyle w:val="Heading3"/>
       </w:pPr>
       <w:r>
-        <w:t>Worked example 1</w:t>
-      </w:r>
-    </w:p>
-    <w:p>
-      <w:r>
-        <w:t>For a particle in one dimension with L = (1/2)m ẋ² − V(x), ∂L/∂ẋ = m ẋ and ∂L/∂x = −V′(x). The Euler Lagrange equation is m ẍ = −V′(x), which is Newton's law with F = −dV/dx. The minus sign in L = T − V is what makes the force come out with the correct sign; L = T + V would give a particle accelerating up the potential.</w:t>
-      </w:r>
-    </w:p>
-    <w:p>
-      <w:pPr>
-        <w:pStyle w:val="Heading2"/>
-      </w:pPr>
-      <w:r>
         <w:t>2.3 Why the same equations follow in any coordinates</w:t>
       </w:r>
     </w:p>
     <w:p>
       <w:r>
-        <w:t>The derivation never used the meaning of q. Whatever the coordinates, stationarity of the action gives the Euler Lagrange equations in those coordinates. This is the practical advantage of the method: write T and V in the most convenient variables, and the equations of motion follow without decomposing forces.</w:t>
+        <w:t>The derivation never used the meaning of q. Whatever the coordinates, stationarity of the action gives the Euler–Lagrange equations in those coordinates. This is the practical advantage of the method: write T and V in the most convenient variables, and the equations of motion follow without decomposing forces.</w:t>
       </w:r>
     </w:p>
     <w:p>
       <w:pPr>
-        <w:pStyle w:val="Heading2"/>
+        <w:pStyle w:val="Heading3"/>
       </w:pPr>
       <w:r>
         <w:t>2.4 Equivalent Lagrangians</w:t>
@@ -1354,7 +1355,7 @@
     </w:p>
     <w:p>
       <w:pPr>
-        <w:pStyle w:val="Heading1"/>
+        <w:pStyle w:val="Heading2"/>
       </w:pPr>
       <w:r>
         <w:t>3 Standard systems</w:t>
@@ -1362,7 +1363,7 @@
     </w:p>
     <w:p>
       <w:pPr>
-        <w:pStyle w:val="Heading2"/>
+        <w:pStyle w:val="Heading3"/>
       </w:pPr>
       <w:r>
         <w:t>3.1 The harmonic oscillator</w:t>
@@ -1505,7 +1506,7 @@
     </w:p>
     <w:p>
       <w:pPr>
-        <w:pStyle w:val="Heading2"/>
+        <w:pStyle w:val="Heading3"/>
       </w:pPr>
       <w:r>
         <w:t>3.2 The pendulum</w:t>
@@ -1668,7 +1669,7 @@
     </w:p>
     <w:p>
       <w:pPr>
-        <w:pStyle w:val="Heading2"/>
+        <w:pStyle w:val="Heading3"/>
       </w:pPr>
       <w:r>
         <w:t>3.3 Central forces and a cyclic coordinate</w:t>
@@ -1779,14 +1780,15 @@
     </w:p>
     <w:p>
       <w:r>
-        <w:t>The angle θ does not appear in L, only θ̇ does. Such a coordinate is called cyclic, and its Euler Lagrange equation reads d/dt(∂L/∂θ̇) = 0: the conjugate momentum ℓ = m r² θ̇, the angular momentum, is conserved. The radial equation then becomes m r̈ = −V′(r) + ℓ²/(m r³), motion in an effective potential V(r) + ℓ²/(2m r²). Conservation of angular momentum was obtained without mentioning torque, simply because V does not depend on θ.</w:t>
+        <w:t>The angle θ does not appear in L, only θ̇ does. Such a coordinate is called cyclic, and its Euler–Lagrange equation reads d/dt(∂L/∂θ̇) = 0: the conjugate momentum ℓ = m r² θ̇, the angular momentum, is conserved. The radial equation then becomes m r̈ = −V′(r) + ℓ²/(m r³), motion in an effective potential V(r) + ℓ²/(2m r²). Conservation of angular momentum was obtained without mentioning torque, simply because V does not depend on θ.</w:t>
       </w:r>
     </w:p>
     <w:p>
-      <w:pPr>
-        <w:pStyle w:val="Heading3"/>
-      </w:pPr>
       <w:r>
+        <w:rPr>
+          <w:b/>
+          <w:i/>
+        </w:rPr>
         <w:t>Worked example 2</w:t>
       </w:r>
     </w:p>
@@ -1797,7 +1799,7 @@
     </w:p>
     <w:p>
       <w:pPr>
-        <w:pStyle w:val="Heading2"/>
+        <w:pStyle w:val="Heading3"/>
       </w:pPr>
       <w:r>
         <w:t>3.4 The charged particle</w:t>
@@ -1974,7 +1976,7 @@
     </w:p>
     <w:p>
       <w:r>
-        <w:t>The Euler Lagrange equation is dp/dt = ∇L = −q∇φ + q∇(v·A). The total derivative of A along the path is dA/dt = ∂_t A + (v·∇)A, and the vector identity ∇(v·A) − (v·∇)A = v × (∇ × A) holds because v is not a function of position. Collecting terms,</w:t>
+        <w:t>The Euler–Lagrange equation is dp/dt = ∇L = −q∇φ + q∇(v·A). The total derivative of A along the path is dA/dt = ∂_t A + (v·∇)A, and the vector identity ∇(v·A) − (v·∇)A = v × (∇ × A) holds because v is not a function of position. Collecting terms,</w:t>
       </w:r>
     </w:p>
     <w:p>
@@ -2040,10 +2042,11 @@
       </w:r>
     </w:p>
     <w:p>
-      <w:pPr>
-        <w:pStyle w:val="Heading3"/>
-      </w:pPr>
       <w:r>
+        <w:rPr>
+          <w:b/>
+          <w:i/>
+        </w:rPr>
         <w:t>Worked example 3</w:t>
       </w:r>
     </w:p>
@@ -2054,7 +2057,7 @@
     </w:p>
     <w:p>
       <w:pPr>
-        <w:pStyle w:val="Heading1"/>
+        <w:pStyle w:val="Heading2"/>
       </w:pPr>
       <w:r>
         <w:t>4 Symmetries and conservation laws</w:t>
@@ -2062,7 +2065,7 @@
     </w:p>
     <w:p>
       <w:pPr>
-        <w:pStyle w:val="Heading2"/>
+        <w:pStyle w:val="Heading3"/>
       </w:pPr>
       <w:r>
         <w:t>4.1 Cyclic coordinates</w:t>
@@ -2075,7 +2078,7 @@
     </w:p>
     <w:p>
       <w:pPr>
-        <w:pStyle w:val="Heading2"/>
+        <w:pStyle w:val="Heading3"/>
       </w:pPr>
       <w:r>
         <w:t>4.2 Energy</w:t>
@@ -2134,14 +2137,15 @@
     </w:p>
     <w:p>
       <w:r>
-        <w:t>Differentiating along a solution of the Euler Lagrange equations gives dh/dt = −∂L/∂t. If L has no explicit time dependence, the system is invariant under time translation and h is conserved. For L = T − V with T quadratic in the velocities, h = T + V is the total energy. The Legendre transformation that turns h into the Hamiltonian is the subject of Lesson 6.</w:t>
+        <w:t>Differentiating along a solution of the Euler–Lagrange equations gives dh/dt = −∂L/∂t. If L has no explicit time dependence, the system is invariant under time translation and h is conserved. For L = T − V with T quadratic in the velocities, h = T + V is the total energy. The Legendre transformation that turns h into the Hamiltonian is the subject of Lesson 6.</w:t>
       </w:r>
     </w:p>
     <w:p>
-      <w:pPr>
-        <w:pStyle w:val="Heading3"/>
-      </w:pPr>
       <w:r>
+        <w:rPr>
+          <w:b/>
+          <w:i/>
+        </w:rPr>
         <w:t>Worked example 4</w:t>
       </w:r>
     </w:p>
@@ -2152,7 +2156,7 @@
     </w:p>
     <w:p>
       <w:pPr>
-        <w:pStyle w:val="Heading1"/>
+        <w:pStyle w:val="Heading2"/>
       </w:pPr>
       <w:r>
         <w:t>5 The relativistic particle</w:t>
@@ -2160,7 +2164,7 @@
     </w:p>
     <w:p>
       <w:pPr>
-        <w:pStyle w:val="Heading2"/>
+        <w:pStyle w:val="Heading3"/>
       </w:pPr>
       <w:r>
         <w:t>5.1 The free particle</w:t>
@@ -2475,7 +2479,7 @@
     </w:p>
     <w:p>
       <w:pPr>
-        <w:pStyle w:val="Heading2"/>
+        <w:pStyle w:val="Heading3"/>
       </w:pPr>
       <w:r>
         <w:t>5.2 Reparametrization invariance</w:t>
@@ -2488,7 +2492,7 @@
     </w:p>
     <w:p>
       <w:pPr>
-        <w:pStyle w:val="Heading2"/>
+        <w:pStyle w:val="Heading3"/>
       </w:pPr>
       <w:r>
         <w:t>5.3 The relativistic charged particle</w:t>
@@ -2810,10 +2814,11 @@
       </w:r>
     </w:p>
     <w:p>
-      <w:pPr>
-        <w:pStyle w:val="Heading3"/>
-      </w:pPr>
       <w:r>
+        <w:rPr>
+          <w:b/>
+          <w:i/>
+        </w:rPr>
         <w:t>Worked example 5</w:t>
       </w:r>
     </w:p>
@@ -2824,7 +2829,7 @@
     </w:p>
     <w:p>
       <w:pPr>
-        <w:pStyle w:val="Heading1"/>
+        <w:pStyle w:val="Heading2"/>
       </w:pPr>
       <w:r>
         <w:t>6 Coupled oscillators and the road to fields</w:t>
@@ -2832,7 +2837,7 @@
     </w:p>
     <w:p>
       <w:pPr>
-        <w:pStyle w:val="Heading2"/>
+        <w:pStyle w:val="Heading3"/>
       </w:pPr>
       <w:r>
         <w:t>6.1 Normal modes</w:t>
@@ -3037,7 +3042,7 @@
     </w:p>
     <w:p>
       <w:r>
-        <w:t>The Euler Lagrange equations are m ẍ₁ = −k x₁ − κ(x₁ − x₂) and m ẍ₂ = −k x₂ − κ(x₂ − x₁). Try xᵢ = aᵢ e^(iωt): the equations become the eigenvalue problem of Lesson 1 for the matrix [k + κ, −κ; −κ, k + κ]/m. The eigenvectors (1, 1) and (1, −1) are the normal modes, with</w:t>
+        <w:t>The Euler–Lagrange equations are m ẍ₁ = −k x₁ − κ(x₁ − x₂) and m ẍ₂ = −k x₂ − κ(x₂ − x₁). Try xᵢ = aᵢ e^(iωt): the equations become the eigenvalue problem of Lesson 1 for the matrix [k + κ, −κ; −κ, k + κ]/m. The eigenvectors (1, 1) and (1, −1) are the normal modes, with</w:t>
       </w:r>
     </w:p>
     <w:p>
@@ -3129,10 +3134,11 @@
       </w:r>
     </w:p>
     <w:p>
-      <w:pPr>
-        <w:pStyle w:val="Heading3"/>
-      </w:pPr>
       <w:r>
+        <w:rPr>
+          <w:b/>
+          <w:i/>
+        </w:rPr>
         <w:t>Worked example 6</w:t>
       </w:r>
     </w:p>
@@ -3143,7 +3149,7 @@
     </w:p>
     <w:p>
       <w:pPr>
-        <w:pStyle w:val="Heading2"/>
+        <w:pStyle w:val="Heading3"/>
       </w:pPr>
       <w:r>
         <w:t>6.2 The continuum limit</w:t>
@@ -3358,7 +3364,7 @@
     </w:p>
     <w:p>
       <w:pPr>
-        <w:pStyle w:val="Heading1"/>
+        <w:pStyle w:val="Heading2"/>
       </w:pPr>
       <w:r>
         <w:t>7 Connections to QED</w:t>
@@ -3474,7 +3480,7 @@
           </w:tcPr>
           <w:p>
             <w:r>
-              <w:t>Euler Lagrange equations</w:t>
+              <w:t>Euler–Lagrange equations</w:t>
             </w:r>
           </w:p>
         </w:tc>
@@ -3492,7 +3498,7 @@
           </w:tcPr>
           <w:p>
             <w:r>
-              <w:t>Field equations: Klein Gordon, Dirac, and Maxwell (Lesson 26)</w:t>
+              <w:t>Field equations: Klein–Gordon, Dirac, and Maxwell (Lesson 26)</w:t>
             </w:r>
           </w:p>
         </w:tc>
@@ -3758,12 +3764,12 @@
     </w:tbl>
     <w:p>
       <w:r>
-        <w:t>The single most important formula in this lesson is the interaction −q A_μ dx^μ. It says that a charge couples to the electromagnetic potential through the only Lorentz scalar that can be formed from the potential and the particle's motion. Replacing the classical worldline by a quantum current gives the entire interaction of QED, and the vertex factor −ieγ^μ of Lesson 44 is nothing but this coupling written in Dirac language.</w:t>
+        <w:t>The single most important formula in this lesson is the interaction −q A_μ dx^μ. It says that a charge couples to the electromagnetic potential through the only Lorentz scalar that can be formed from the potential and the particle's motion. Replacing the classical worldline by a quantum current gives the entire interaction of QED, and the vertex factor +ieγ^μ of Lesson 44 is nothing but this coupling written in Dirac language.</w:t>
       </w:r>
     </w:p>
     <w:p>
       <w:pPr>
-        <w:pStyle w:val="Heading1"/>
+        <w:pStyle w:val="Heading2"/>
       </w:pPr>
       <w:r>
         <w:t>8 Summary</w:t>
@@ -3790,7 +3796,7 @@
         </w:numPr>
       </w:pPr>
       <w:r>
-        <w:t>Hamilton's principle δS = 0 with fixed endpoints yields the Euler Lagrange equations in any coordinates.</w:t>
+        <w:t>Hamilton's principle δS = 0 with fixed endpoints yields the Euler–Lagrange equations in any coordinates.</w:t>
       </w:r>
     </w:p>
     <w:p>
@@ -3867,7 +3873,7 @@
     </w:p>
     <w:p>
       <w:pPr>
-        <w:pStyle w:val="Heading1"/>
+        <w:pStyle w:val="Heading2"/>
       </w:pPr>
       <w:r>
         <w:t>Exercises</w:t>
@@ -4001,7 +4007,7 @@
           </w:tcPr>
           <w:p>
             <w:r>
-              <w:t>Show explicitly that L′ = L + dF(q, t)/dt gives the same Euler Lagrange equations as L.</w:t>
+              <w:t>Show explicitly that L′ = L + dF(q, t)/dt gives the same Euler–Lagrange equations as L.</w:t>
             </w:r>
           </w:p>
         </w:tc>
@@ -4111,7 +4117,7 @@
           </w:tcPr>
           <w:p>
             <w:r>
-              <w:t>Derive both Euler Lagrange equations for L = (1/2)m(ṙ² + r²θ̇²) − V(r) and show that the radial motion is governed by the effective potential V(r) + ℓ²/(2mr²).</w:t>
+              <w:t>Derive both Euler–Lagrange equations for L = (1/2)m(ṙ² + r²θ̇²) − V(r) and show that the radial motion is governed by the effective potential V(r) + ℓ²/(2mr²).</w:t>
             </w:r>
           </w:p>
         </w:tc>
@@ -4259,7 +4265,7 @@
           </w:tcPr>
           <w:p>
             <w:r>
-              <w:t>Show that dh/dt = −∂L/∂t along any solution of the Euler Lagrange equations.</w:t>
+              <w:t>Show that dh/dt = −∂L/∂t along any solution of the Euler–Lagrange equations.</w:t>
             </w:r>
           </w:p>
         </w:tc>
@@ -4527,7 +4533,7 @@
     </w:tbl>
     <w:p>
       <w:pPr>
-        <w:pStyle w:val="Heading1"/>
+        <w:pStyle w:val="Heading2"/>
       </w:pPr>
       <w:r>
         <w:t>Solutions</w:t>
@@ -4544,7 +4550,7 @@
         <w:t xml:space="preserve"> </w:t>
       </w:r>
       <w:r>
-        <w:t>The Euler Lagrange equation is m ẍ = 0, so x is linear in t; the endpoint conditions fix x = x₁ + (x₂ − x₁)t/T. Along it ẋ = (x₂ − x₁)/T is constant, so S = (1/2)m(x₂ − x₁)²/T² × T = m(x₂ − x₁)²/(2T).</w:t>
+        <w:t>The Euler–Lagrange equation is m ẍ = 0, so x is linear in t; the endpoint conditions fix x = x₁ + (x₂ − x₁)t/T. Along it ẋ = (x₂ − x₁)/T is constant, so S = (1/2)m(x₂ − x₁)²/T² × T = m(x₂ − x₁)²/(2T).</w:t>
       </w:r>
     </w:p>
     <w:p>
@@ -4656,7 +4662,7 @@
         <w:t xml:space="preserve"> </w:t>
       </w:r>
       <w:r>
-        <w:t>dh/dt = Σ[q̈ᵢ ∂L/∂q̇ᵢ + q̇ᵢ d/dt(∂L/∂q̇ᵢ)] − Σ[(∂L/∂qᵢ)q̇ᵢ + (∂L/∂q̇ᵢ)q̈ᵢ] − ∂L/∂t. The q̈ terms cancel, and the Euler Lagrange equations make d/dt(∂L/∂q̇ᵢ) = ∂L/∂qᵢ, so the remaining sums cancel, leaving dh/dt = −∂L/∂t.</w:t>
+        <w:t>dh/dt = Σ[q̈ᵢ ∂L/∂q̇ᵢ + q̇ᵢ d/dt(∂L/∂q̇ᵢ)] − Σ[(∂L/∂qᵢ)q̇ᵢ + (∂L/∂q̇ᵢ)q̈ᵢ] − ∂L/∂t. The q̈ terms cancel, and the Euler–Lagrange equations make d/dt(∂L/∂q̇ᵢ) = ∂L/∂qᵢ, so the remaining sums cancel, leaving dh/dt = −∂L/∂t.</w:t>
       </w:r>
     </w:p>
     <w:p>
@@ -4759,7 +4765,7 @@
     </w:p>
     <w:p>
       <w:pPr>
-        <w:pStyle w:val="Heading1"/>
+        <w:pStyle w:val="Heading2"/>
       </w:pPr>
       <w:r>
         <w:t>Mastery checklist</w:t>
@@ -4831,7 +4837,7 @@
     </w:p>
     <w:p>
       <w:pPr>
-        <w:pStyle w:val="Heading1"/>
+        <w:pStyle w:val="Heading2"/>
       </w:pPr>
       <w:r>
         <w:t>Next lesson</w:t>
